--- a/hin/docx/003.content.docx
+++ b/hin/docx/003.content.docx
@@ -363,90 +363,66 @@
           <w:lang w:val="hi_IN" w:bidi="hi_IN"/>
         </w:rPr>
       </w:r>
-      <w:hyperlink r:id="rId13">
-        <w:r>
-          <w:rPr>
-            <w:lang w:val="hi_IN" w:bidi="hi_IN"/>
-          </w:rPr>
-          <w:rPr>
-            <w:color w:val="0000EE"/>
-            <w:u w:val="single"/>
-          </w:rPr>
-          <w:t>2 तीमुथियुस 3:10–13</w:t>
-        </w:r>
-      </w:hyperlink>
-    </w:p>
-    <w:p>
-      <w:pPr>
-        <w:pStyle w:val="ListBullet"/>
-        <w:spacing w:line="240" w:lineRule="auto"/>
-        <w:ind w:left="720"/>
-      </w:pPr>
-      <w:r>
-        <w:rPr>
-          <w:lang w:val="hi_IN" w:bidi="hi_IN"/>
-        </w:rPr>
-      </w:r>
-      <w:hyperlink r:id="rId14">
-        <w:r>
-          <w:rPr>
-            <w:lang w:val="hi_IN" w:bidi="hi_IN"/>
-          </w:rPr>
-          <w:rPr>
-            <w:color w:val="0000EE"/>
-            <w:u w:val="single"/>
-          </w:rPr>
-          <w:t>प्रे.का. 14:1</w:t>
-        </w:r>
-      </w:hyperlink>
-    </w:p>
-    <w:p>
-      <w:pPr>
-        <w:pStyle w:val="ListBullet"/>
-        <w:spacing w:line="240" w:lineRule="auto"/>
-        <w:ind w:left="720"/>
-      </w:pPr>
-      <w:r>
-        <w:rPr>
-          <w:lang w:val="hi_IN" w:bidi="hi_IN"/>
-        </w:rPr>
-      </w:r>
-      <w:hyperlink r:id="rId15">
-        <w:r>
-          <w:rPr>
-            <w:lang w:val="hi_IN" w:bidi="hi_IN"/>
-          </w:rPr>
-          <w:rPr>
-            <w:color w:val="0000EE"/>
-            <w:u w:val="single"/>
-          </w:rPr>
-          <w:t>प्रे.का. 14:19–20</w:t>
-        </w:r>
-      </w:hyperlink>
-    </w:p>
-    <w:p>
-      <w:pPr>
-        <w:pStyle w:val="ListBullet"/>
-        <w:spacing w:line="240" w:lineRule="auto"/>
-        <w:ind w:left="720"/>
-      </w:pPr>
-      <w:r>
-        <w:rPr>
-          <w:lang w:val="hi_IN" w:bidi="hi_IN"/>
-        </w:rPr>
-      </w:r>
-      <w:hyperlink r:id="rId16">
-        <w:r>
-          <w:rPr>
-            <w:lang w:val="hi_IN" w:bidi="hi_IN"/>
-          </w:rPr>
-          <w:rPr>
-            <w:color w:val="0000EE"/>
-            <w:u w:val="single"/>
-          </w:rPr>
-          <w:t>प्रे.का. 16:1–3</w:t>
-        </w:r>
-      </w:hyperlink>
+      <w:r>
+        <w:rPr>
+          <w:lang w:val="hi_IN" w:bidi="hi_IN"/>
+        </w:rPr>
+        <w:t>2 तीमुथियुस 3:10–13</w:t>
+      </w:r>
+    </w:p>
+    <w:p>
+      <w:pPr>
+        <w:pStyle w:val="ListBullet"/>
+        <w:spacing w:line="240" w:lineRule="auto"/>
+        <w:ind w:left="720"/>
+      </w:pPr>
+      <w:r>
+        <w:rPr>
+          <w:lang w:val="hi_IN" w:bidi="hi_IN"/>
+        </w:rPr>
+      </w:r>
+      <w:r>
+        <w:rPr>
+          <w:lang w:val="hi_IN" w:bidi="hi_IN"/>
+        </w:rPr>
+        <w:t>प्रे.का. 14:1</w:t>
+      </w:r>
+    </w:p>
+    <w:p>
+      <w:pPr>
+        <w:pStyle w:val="ListBullet"/>
+        <w:spacing w:line="240" w:lineRule="auto"/>
+        <w:ind w:left="720"/>
+      </w:pPr>
+      <w:r>
+        <w:rPr>
+          <w:lang w:val="hi_IN" w:bidi="hi_IN"/>
+        </w:rPr>
+      </w:r>
+      <w:r>
+        <w:rPr>
+          <w:lang w:val="hi_IN" w:bidi="hi_IN"/>
+        </w:rPr>
+        <w:t>प्रे.का. 14:19–20</w:t>
+      </w:r>
+    </w:p>
+    <w:p>
+      <w:pPr>
+        <w:pStyle w:val="ListBullet"/>
+        <w:spacing w:line="240" w:lineRule="auto"/>
+        <w:ind w:left="720"/>
+      </w:pPr>
+      <w:r>
+        <w:rPr>
+          <w:lang w:val="hi_IN" w:bidi="hi_IN"/>
+        </w:rPr>
+      </w:r>
+      <w:r>
+        <w:rPr>
+          <w:lang w:val="hi_IN" w:bidi="hi_IN"/>
+        </w:rPr>
+        <w:t>प्रे.का. 16:1–3</w:t>
+      </w:r>
     </w:p>
     <w:p>
       <w:pPr>
@@ -734,66 +710,48 @@
           <w:lang w:val="hi_IN" w:bidi="hi_IN"/>
         </w:rPr>
       </w:r>
-      <w:hyperlink r:id="rId17">
-        <w:r>
-          <w:rPr>
-            <w:lang w:val="hi_IN" w:bidi="hi_IN"/>
-          </w:rPr>
-          <w:rPr>
-            <w:color w:val="0000EE"/>
-            <w:u w:val="single"/>
-          </w:rPr>
-          <w:t>1 इतिहास 27:23–24</w:t>
-        </w:r>
-      </w:hyperlink>
-    </w:p>
-    <w:p>
-      <w:pPr>
-        <w:pStyle w:val="ListBullet"/>
-        <w:spacing w:line="240" w:lineRule="auto"/>
-        <w:ind w:left="720"/>
-      </w:pPr>
-      <w:r>
-        <w:rPr>
-          <w:lang w:val="hi_IN" w:bidi="hi_IN"/>
-        </w:rPr>
-      </w:r>
-      <w:hyperlink r:id="rId18">
-        <w:r>
-          <w:rPr>
-            <w:lang w:val="hi_IN" w:bidi="hi_IN"/>
-          </w:rPr>
-          <w:rPr>
-            <w:color w:val="0000EE"/>
-            <w:u w:val="single"/>
-          </w:rPr>
-          <w:t>2 इतिहास 33:18–20</w:t>
-        </w:r>
-      </w:hyperlink>
-    </w:p>
-    <w:p>
-      <w:pPr>
-        <w:pStyle w:val="ListBullet"/>
-        <w:spacing w:line="240" w:lineRule="auto"/>
-        <w:ind w:left="720"/>
-      </w:pPr>
-      <w:r>
-        <w:rPr>
-          <w:lang w:val="hi_IN" w:bidi="hi_IN"/>
-        </w:rPr>
-      </w:r>
-      <w:hyperlink r:id="rId19">
-        <w:r>
-          <w:rPr>
-            <w:lang w:val="hi_IN" w:bidi="hi_IN"/>
-          </w:rPr>
-          <w:rPr>
-            <w:color w:val="0000EE"/>
-            <w:u w:val="single"/>
-          </w:rPr>
-          <w:t>एस्तेर 10:1–2</w:t>
-        </w:r>
-      </w:hyperlink>
+      <w:r>
+        <w:rPr>
+          <w:lang w:val="hi_IN" w:bidi="hi_IN"/>
+        </w:rPr>
+        <w:t>1 इतिहास 27:23–24</w:t>
+      </w:r>
+    </w:p>
+    <w:p>
+      <w:pPr>
+        <w:pStyle w:val="ListBullet"/>
+        <w:spacing w:line="240" w:lineRule="auto"/>
+        <w:ind w:left="720"/>
+      </w:pPr>
+      <w:r>
+        <w:rPr>
+          <w:lang w:val="hi_IN" w:bidi="hi_IN"/>
+        </w:rPr>
+      </w:r>
+      <w:r>
+        <w:rPr>
+          <w:lang w:val="hi_IN" w:bidi="hi_IN"/>
+        </w:rPr>
+        <w:t>2 इतिहास 33:18–20</w:t>
+      </w:r>
+    </w:p>
+    <w:p>
+      <w:pPr>
+        <w:pStyle w:val="ListBullet"/>
+        <w:spacing w:line="240" w:lineRule="auto"/>
+        <w:ind w:left="720"/>
+      </w:pPr>
+      <w:r>
+        <w:rPr>
+          <w:lang w:val="hi_IN" w:bidi="hi_IN"/>
+        </w:rPr>
+      </w:r>
+      <w:r>
+        <w:rPr>
+          <w:lang w:val="hi_IN" w:bidi="hi_IN"/>
+        </w:rPr>
+        <w:t>एस्तेर 10:1–2</w:t>
+      </w:r>
     </w:p>
     <w:p>
       <w:pPr>
@@ -1059,114 +1017,84 @@
           <w:lang w:val="hi_IN" w:bidi="hi_IN"/>
         </w:rPr>
       </w:r>
-      <w:hyperlink r:id="rId20">
-        <w:r>
-          <w:rPr>
-            <w:lang w:val="hi_IN" w:bidi="hi_IN"/>
-          </w:rPr>
-          <w:rPr>
-            <w:color w:val="0000EE"/>
-            <w:u w:val="single"/>
-          </w:rPr>
-          <w:t>1 कुरिन्थियों 15:31–32</w:t>
-        </w:r>
-      </w:hyperlink>
-    </w:p>
-    <w:p>
-      <w:pPr>
-        <w:pStyle w:val="ListBullet"/>
-        <w:spacing w:line="240" w:lineRule="auto"/>
-        <w:ind w:left="720"/>
-      </w:pPr>
-      <w:r>
-        <w:rPr>
-          <w:lang w:val="hi_IN" w:bidi="hi_IN"/>
-        </w:rPr>
-      </w:r>
-      <w:hyperlink r:id="rId21">
-        <w:r>
-          <w:rPr>
-            <w:lang w:val="hi_IN" w:bidi="hi_IN"/>
-          </w:rPr>
-          <w:rPr>
-            <w:color w:val="0000EE"/>
-            <w:u w:val="single"/>
-          </w:rPr>
-          <w:t>1 तीमुथियुस 01:3–4</w:t>
-        </w:r>
-      </w:hyperlink>
-    </w:p>
-    <w:p>
-      <w:pPr>
-        <w:pStyle w:val="ListBullet"/>
-        <w:spacing w:line="240" w:lineRule="auto"/>
-        <w:ind w:left="720"/>
-      </w:pPr>
-      <w:r>
-        <w:rPr>
-          <w:lang w:val="hi_IN" w:bidi="hi_IN"/>
-        </w:rPr>
-      </w:r>
-      <w:hyperlink r:id="rId13">
-        <w:r>
-          <w:rPr>
-            <w:lang w:val="hi_IN" w:bidi="hi_IN"/>
-          </w:rPr>
-          <w:rPr>
-            <w:color w:val="0000EE"/>
-            <w:u w:val="single"/>
-          </w:rPr>
-          <w:t>2 तीमुथियुस 04:11–13</w:t>
-        </w:r>
-      </w:hyperlink>
-    </w:p>
-    <w:p>
-      <w:pPr>
-        <w:pStyle w:val="ListBullet"/>
-        <w:spacing w:line="240" w:lineRule="auto"/>
-        <w:ind w:left="720"/>
-      </w:pPr>
-      <w:r>
-        <w:rPr>
-          <w:lang w:val="hi_IN" w:bidi="hi_IN"/>
-        </w:rPr>
-      </w:r>
-      <w:hyperlink r:id="rId22">
-        <w:r>
-          <w:rPr>
-            <w:lang w:val="hi_IN" w:bidi="hi_IN"/>
-          </w:rPr>
-          <w:rPr>
-            <w:color w:val="0000EE"/>
-            <w:u w:val="single"/>
-          </w:rPr>
-          <w:t>प्रे.का. 19:1–2</w:t>
-        </w:r>
-      </w:hyperlink>
-    </w:p>
-    <w:p>
-      <w:pPr>
-        <w:pStyle w:val="ListBullet"/>
-        <w:spacing w:line="240" w:lineRule="auto"/>
-        <w:ind w:left="720"/>
-      </w:pPr>
-      <w:r>
-        <w:rPr>
-          <w:lang w:val="hi_IN" w:bidi="hi_IN"/>
-        </w:rPr>
-      </w:r>
-      <w:hyperlink r:id="rId23">
-        <w:r>
-          <w:rPr>
-            <w:lang w:val="hi_IN" w:bidi="hi_IN"/>
-          </w:rPr>
-          <w:rPr>
-            <w:color w:val="0000EE"/>
-            <w:u w:val="single"/>
-          </w:rPr>
-          <w:t>इफिसियों 01:1–2</w:t>
-        </w:r>
-      </w:hyperlink>
+      <w:r>
+        <w:rPr>
+          <w:lang w:val="hi_IN" w:bidi="hi_IN"/>
+        </w:rPr>
+        <w:t>1 कुरिन्थियों 15:31–32</w:t>
+      </w:r>
+    </w:p>
+    <w:p>
+      <w:pPr>
+        <w:pStyle w:val="ListBullet"/>
+        <w:spacing w:line="240" w:lineRule="auto"/>
+        <w:ind w:left="720"/>
+      </w:pPr>
+      <w:r>
+        <w:rPr>
+          <w:lang w:val="hi_IN" w:bidi="hi_IN"/>
+        </w:rPr>
+      </w:r>
+      <w:r>
+        <w:rPr>
+          <w:lang w:val="hi_IN" w:bidi="hi_IN"/>
+        </w:rPr>
+        <w:t>1 तीमुथियुस 01:3–4</w:t>
+      </w:r>
+    </w:p>
+    <w:p>
+      <w:pPr>
+        <w:pStyle w:val="ListBullet"/>
+        <w:spacing w:line="240" w:lineRule="auto"/>
+        <w:ind w:left="720"/>
+      </w:pPr>
+      <w:r>
+        <w:rPr>
+          <w:lang w:val="hi_IN" w:bidi="hi_IN"/>
+        </w:rPr>
+      </w:r>
+      <w:r>
+        <w:rPr>
+          <w:lang w:val="hi_IN" w:bidi="hi_IN"/>
+        </w:rPr>
+        <w:t>2 तीमुथियुस 04:11–13</w:t>
+      </w:r>
+    </w:p>
+    <w:p>
+      <w:pPr>
+        <w:pStyle w:val="ListBullet"/>
+        <w:spacing w:line="240" w:lineRule="auto"/>
+        <w:ind w:left="720"/>
+      </w:pPr>
+      <w:r>
+        <w:rPr>
+          <w:lang w:val="hi_IN" w:bidi="hi_IN"/>
+        </w:rPr>
+      </w:r>
+      <w:r>
+        <w:rPr>
+          <w:lang w:val="hi_IN" w:bidi="hi_IN"/>
+        </w:rPr>
+        <w:t>प्रे.का. 19:1–2</w:t>
+      </w:r>
+    </w:p>
+    <w:p>
+      <w:pPr>
+        <w:pStyle w:val="ListBullet"/>
+        <w:spacing w:line="240" w:lineRule="auto"/>
+        <w:ind w:left="720"/>
+      </w:pPr>
+      <w:r>
+        <w:rPr>
+          <w:lang w:val="hi_IN" w:bidi="hi_IN"/>
+        </w:rPr>
+      </w:r>
+      <w:r>
+        <w:rPr>
+          <w:lang w:val="hi_IN" w:bidi="hi_IN"/>
+        </w:rPr>
+        <w:t>इफिसियों 01:1–2</w:t>
+      </w:r>
     </w:p>
     <w:p>
       <w:pPr>
@@ -1396,186 +1324,138 @@
           <w:lang w:val="hi_IN" w:bidi="hi_IN"/>
         </w:rPr>
       </w:r>
-      <w:hyperlink r:id="rId24">
-        <w:r>
-          <w:rPr>
-            <w:lang w:val="hi_IN" w:bidi="hi_IN"/>
-          </w:rPr>
-          <w:rPr>
-            <w:color w:val="0000EE"/>
-            <w:u w:val="single"/>
-          </w:rPr>
-          <w:t>प्रे.का. 26:12–14</w:t>
-        </w:r>
-      </w:hyperlink>
-    </w:p>
-    <w:p>
-      <w:pPr>
-        <w:pStyle w:val="ListBullet"/>
-        <w:spacing w:line="240" w:lineRule="auto"/>
-        <w:ind w:left="720"/>
-      </w:pPr>
-      <w:r>
-        <w:rPr>
-          <w:lang w:val="hi_IN" w:bidi="hi_IN"/>
-        </w:rPr>
-      </w:r>
-      <w:hyperlink r:id="rId25">
-        <w:r>
-          <w:rPr>
-            <w:lang w:val="hi_IN" w:bidi="hi_IN"/>
-          </w:rPr>
-          <w:rPr>
-            <w:color w:val="0000EE"/>
-            <w:u w:val="single"/>
-          </w:rPr>
-          <w:t>उत्पत्ति 39:13–15</w:t>
-        </w:r>
-      </w:hyperlink>
-    </w:p>
-    <w:p>
-      <w:pPr>
-        <w:pStyle w:val="ListBullet"/>
-        <w:spacing w:line="240" w:lineRule="auto"/>
-        <w:ind w:left="720"/>
-      </w:pPr>
-      <w:r>
-        <w:rPr>
-          <w:lang w:val="hi_IN" w:bidi="hi_IN"/>
-        </w:rPr>
-      </w:r>
-      <w:hyperlink r:id="rId26">
-        <w:r>
-          <w:rPr>
-            <w:lang w:val="hi_IN" w:bidi="hi_IN"/>
-          </w:rPr>
-          <w:rPr>
-            <w:color w:val="0000EE"/>
-            <w:u w:val="single"/>
-          </w:rPr>
-          <w:t>उत्पत्ति 40:14–15</w:t>
-        </w:r>
-      </w:hyperlink>
-    </w:p>
-    <w:p>
-      <w:pPr>
-        <w:pStyle w:val="ListBullet"/>
-        <w:spacing w:line="240" w:lineRule="auto"/>
-        <w:ind w:left="720"/>
-      </w:pPr>
-      <w:r>
-        <w:rPr>
-          <w:lang w:val="hi_IN" w:bidi="hi_IN"/>
-        </w:rPr>
-      </w:r>
-      <w:hyperlink r:id="rId27">
-        <w:r>
-          <w:rPr>
-            <w:lang w:val="hi_IN" w:bidi="hi_IN"/>
-          </w:rPr>
-          <w:rPr>
-            <w:color w:val="0000EE"/>
-            <w:u w:val="single"/>
-          </w:rPr>
-          <w:t>उत्पत्ति 41:12–13</w:t>
-        </w:r>
-      </w:hyperlink>
-    </w:p>
-    <w:p>
-      <w:pPr>
-        <w:pStyle w:val="ListBullet"/>
-        <w:spacing w:line="240" w:lineRule="auto"/>
-        <w:ind w:left="720"/>
-      </w:pPr>
-      <w:r>
-        <w:rPr>
-          <w:lang w:val="hi_IN" w:bidi="hi_IN"/>
-        </w:rPr>
-      </w:r>
-      <w:hyperlink r:id="rId28">
-        <w:r>
-          <w:rPr>
-            <w:lang w:val="hi_IN" w:bidi="hi_IN"/>
-          </w:rPr>
-          <w:rPr>
-            <w:color w:val="0000EE"/>
-            <w:u w:val="single"/>
-          </w:rPr>
-          <w:t>यूहन्ना 05:1–4</w:t>
-        </w:r>
-      </w:hyperlink>
-    </w:p>
-    <w:p>
-      <w:pPr>
-        <w:pStyle w:val="ListBullet"/>
-        <w:spacing w:line="240" w:lineRule="auto"/>
-        <w:ind w:left="720"/>
-      </w:pPr>
-      <w:r>
-        <w:rPr>
-          <w:lang w:val="hi_IN" w:bidi="hi_IN"/>
-        </w:rPr>
-      </w:r>
-      <w:hyperlink r:id="rId29">
-        <w:r>
-          <w:rPr>
-            <w:lang w:val="hi_IN" w:bidi="hi_IN"/>
-          </w:rPr>
-          <w:rPr>
-            <w:color w:val="0000EE"/>
-            <w:u w:val="single"/>
-          </w:rPr>
-          <w:t>यूहन्ना 19:12–13</w:t>
-        </w:r>
-      </w:hyperlink>
-    </w:p>
-    <w:p>
-      <w:pPr>
-        <w:pStyle w:val="ListBullet"/>
-        <w:spacing w:line="240" w:lineRule="auto"/>
-        <w:ind w:left="720"/>
-      </w:pPr>
-      <w:r>
-        <w:rPr>
-          <w:lang w:val="hi_IN" w:bidi="hi_IN"/>
-        </w:rPr>
-      </w:r>
-      <w:hyperlink r:id="rId30">
-        <w:r>
-          <w:rPr>
-            <w:lang w:val="hi_IN" w:bidi="hi_IN"/>
-          </w:rPr>
-          <w:rPr>
-            <w:color w:val="0000EE"/>
-            <w:u w:val="single"/>
-          </w:rPr>
-          <w:t>योना 01:8–10</w:t>
-        </w:r>
-      </w:hyperlink>
-    </w:p>
-    <w:p>
-      <w:pPr>
-        <w:pStyle w:val="ListBullet"/>
-        <w:spacing w:line="240" w:lineRule="auto"/>
-        <w:ind w:left="720"/>
-      </w:pPr>
-      <w:r>
-        <w:rPr>
-          <w:lang w:val="hi_IN" w:bidi="hi_IN"/>
-        </w:rPr>
-      </w:r>
-      <w:hyperlink r:id="rId31">
-        <w:r>
-          <w:rPr>
-            <w:lang w:val="hi_IN" w:bidi="hi_IN"/>
-          </w:rPr>
-          <w:rPr>
-            <w:color w:val="0000EE"/>
-            <w:u w:val="single"/>
-          </w:rPr>
-          <w:t>फिलिप्पियों 03:4–5</w:t>
-        </w:r>
-      </w:hyperlink>
+      <w:r>
+        <w:rPr>
+          <w:lang w:val="hi_IN" w:bidi="hi_IN"/>
+        </w:rPr>
+        <w:t>प्रे.का. 26:12–14</w:t>
+      </w:r>
+    </w:p>
+    <w:p>
+      <w:pPr>
+        <w:pStyle w:val="ListBullet"/>
+        <w:spacing w:line="240" w:lineRule="auto"/>
+        <w:ind w:left="720"/>
+      </w:pPr>
+      <w:r>
+        <w:rPr>
+          <w:lang w:val="hi_IN" w:bidi="hi_IN"/>
+        </w:rPr>
+      </w:r>
+      <w:r>
+        <w:rPr>
+          <w:lang w:val="hi_IN" w:bidi="hi_IN"/>
+        </w:rPr>
+        <w:t>उत्पत्ति 39:13–15</w:t>
+      </w:r>
+    </w:p>
+    <w:p>
+      <w:pPr>
+        <w:pStyle w:val="ListBullet"/>
+        <w:spacing w:line="240" w:lineRule="auto"/>
+        <w:ind w:left="720"/>
+      </w:pPr>
+      <w:r>
+        <w:rPr>
+          <w:lang w:val="hi_IN" w:bidi="hi_IN"/>
+        </w:rPr>
+      </w:r>
+      <w:r>
+        <w:rPr>
+          <w:lang w:val="hi_IN" w:bidi="hi_IN"/>
+        </w:rPr>
+        <w:t>उत्पत्ति 40:14–15</w:t>
+      </w:r>
+    </w:p>
+    <w:p>
+      <w:pPr>
+        <w:pStyle w:val="ListBullet"/>
+        <w:spacing w:line="240" w:lineRule="auto"/>
+        <w:ind w:left="720"/>
+      </w:pPr>
+      <w:r>
+        <w:rPr>
+          <w:lang w:val="hi_IN" w:bidi="hi_IN"/>
+        </w:rPr>
+      </w:r>
+      <w:r>
+        <w:rPr>
+          <w:lang w:val="hi_IN" w:bidi="hi_IN"/>
+        </w:rPr>
+        <w:t>उत्पत्ति 41:12–13</w:t>
+      </w:r>
+    </w:p>
+    <w:p>
+      <w:pPr>
+        <w:pStyle w:val="ListBullet"/>
+        <w:spacing w:line="240" w:lineRule="auto"/>
+        <w:ind w:left="720"/>
+      </w:pPr>
+      <w:r>
+        <w:rPr>
+          <w:lang w:val="hi_IN" w:bidi="hi_IN"/>
+        </w:rPr>
+      </w:r>
+      <w:r>
+        <w:rPr>
+          <w:lang w:val="hi_IN" w:bidi="hi_IN"/>
+        </w:rPr>
+        <w:t>यूहन्ना 05:1–4</w:t>
+      </w:r>
+    </w:p>
+    <w:p>
+      <w:pPr>
+        <w:pStyle w:val="ListBullet"/>
+        <w:spacing w:line="240" w:lineRule="auto"/>
+        <w:ind w:left="720"/>
+      </w:pPr>
+      <w:r>
+        <w:rPr>
+          <w:lang w:val="hi_IN" w:bidi="hi_IN"/>
+        </w:rPr>
+      </w:r>
+      <w:r>
+        <w:rPr>
+          <w:lang w:val="hi_IN" w:bidi="hi_IN"/>
+        </w:rPr>
+        <w:t>यूहन्ना 19:12–13</w:t>
+      </w:r>
+    </w:p>
+    <w:p>
+      <w:pPr>
+        <w:pStyle w:val="ListBullet"/>
+        <w:spacing w:line="240" w:lineRule="auto"/>
+        <w:ind w:left="720"/>
+      </w:pPr>
+      <w:r>
+        <w:rPr>
+          <w:lang w:val="hi_IN" w:bidi="hi_IN"/>
+        </w:rPr>
+      </w:r>
+      <w:r>
+        <w:rPr>
+          <w:lang w:val="hi_IN" w:bidi="hi_IN"/>
+        </w:rPr>
+        <w:t>योना 01:8–10</w:t>
+      </w:r>
+    </w:p>
+    <w:p>
+      <w:pPr>
+        <w:pStyle w:val="ListBullet"/>
+        <w:spacing w:line="240" w:lineRule="auto"/>
+        <w:ind w:left="720"/>
+      </w:pPr>
+      <w:r>
+        <w:rPr>
+          <w:lang w:val="hi_IN" w:bidi="hi_IN"/>
+        </w:rPr>
+      </w:r>
+      <w:r>
+        <w:rPr>
+          <w:lang w:val="hi_IN" w:bidi="hi_IN"/>
+        </w:rPr>
+        <w:t>फिलिप्पियों 03:4–5</w:t>
+      </w:r>
     </w:p>
     <w:p>
       <w:pPr>
@@ -1943,138 +1823,102 @@
           <w:lang w:val="hi_IN" w:bidi="hi_IN"/>
         </w:rPr>
       </w:r>
-      <w:hyperlink r:id="rId17">
-        <w:r>
-          <w:rPr>
-            <w:lang w:val="hi_IN" w:bidi="hi_IN"/>
-          </w:rPr>
-          <w:rPr>
-            <w:color w:val="0000EE"/>
-            <w:u w:val="single"/>
-          </w:rPr>
-          <w:t>1 इतिहास 01:28–31</w:t>
-        </w:r>
-      </w:hyperlink>
-    </w:p>
-    <w:p>
-      <w:pPr>
-        <w:pStyle w:val="ListBullet"/>
-        <w:spacing w:line="240" w:lineRule="auto"/>
-        <w:ind w:left="720"/>
-      </w:pPr>
-      <w:r>
-        <w:rPr>
-          <w:lang w:val="hi_IN" w:bidi="hi_IN"/>
-        </w:rPr>
-      </w:r>
-      <w:hyperlink r:id="rId18">
-        <w:r>
-          <w:rPr>
-            <w:lang w:val="hi_IN" w:bidi="hi_IN"/>
-          </w:rPr>
-          <w:rPr>
-            <w:color w:val="0000EE"/>
-            <w:u w:val="single"/>
-          </w:rPr>
-          <w:t>2 इतिहास 23:1–3</w:t>
-        </w:r>
-      </w:hyperlink>
-    </w:p>
-    <w:p>
-      <w:pPr>
-        <w:pStyle w:val="ListBullet"/>
-        <w:spacing w:line="240" w:lineRule="auto"/>
-        <w:ind w:left="720"/>
-      </w:pPr>
-      <w:r>
-        <w:rPr>
-          <w:lang w:val="hi_IN" w:bidi="hi_IN"/>
-        </w:rPr>
-      </w:r>
-      <w:hyperlink r:id="rId32">
-        <w:r>
-          <w:rPr>
-            <w:lang w:val="hi_IN" w:bidi="hi_IN"/>
-          </w:rPr>
-          <w:rPr>
-            <w:color w:val="0000EE"/>
-            <w:u w:val="single"/>
-          </w:rPr>
-          <w:t>उत्पत्ति 16:11–12</w:t>
-        </w:r>
-      </w:hyperlink>
-    </w:p>
-    <w:p>
-      <w:pPr>
-        <w:pStyle w:val="ListBullet"/>
-        <w:spacing w:line="240" w:lineRule="auto"/>
-        <w:ind w:left="720"/>
-      </w:pPr>
-      <w:r>
-        <w:rPr>
-          <w:lang w:val="hi_IN" w:bidi="hi_IN"/>
-        </w:rPr>
-      </w:r>
-      <w:hyperlink r:id="rId33">
-        <w:r>
-          <w:rPr>
-            <w:lang w:val="hi_IN" w:bidi="hi_IN"/>
-          </w:rPr>
-          <w:rPr>
-            <w:color w:val="0000EE"/>
-            <w:u w:val="single"/>
-          </w:rPr>
-          <w:t>उत्पत्ति 25:9–11</w:t>
-        </w:r>
-      </w:hyperlink>
-    </w:p>
-    <w:p>
-      <w:pPr>
-        <w:pStyle w:val="ListBullet"/>
-        <w:spacing w:line="240" w:lineRule="auto"/>
-        <w:ind w:left="720"/>
-      </w:pPr>
-      <w:r>
-        <w:rPr>
-          <w:lang w:val="hi_IN" w:bidi="hi_IN"/>
-        </w:rPr>
-      </w:r>
-      <w:hyperlink r:id="rId34">
-        <w:r>
-          <w:rPr>
-            <w:lang w:val="hi_IN" w:bidi="hi_IN"/>
-          </w:rPr>
-          <w:rPr>
-            <w:color w:val="0000EE"/>
-            <w:u w:val="single"/>
-          </w:rPr>
-          <w:t>उत्पत्ति 25:13–16</w:t>
-        </w:r>
-      </w:hyperlink>
-    </w:p>
-    <w:p>
-      <w:pPr>
-        <w:pStyle w:val="ListBullet"/>
-        <w:spacing w:line="240" w:lineRule="auto"/>
-        <w:ind w:left="720"/>
-      </w:pPr>
-      <w:r>
-        <w:rPr>
-          <w:lang w:val="hi_IN" w:bidi="hi_IN"/>
-        </w:rPr>
-      </w:r>
-      <w:hyperlink r:id="rId35">
-        <w:r>
-          <w:rPr>
-            <w:lang w:val="hi_IN" w:bidi="hi_IN"/>
-          </w:rPr>
-          <w:rPr>
-            <w:color w:val="0000EE"/>
-            <w:u w:val="single"/>
-          </w:rPr>
-          <w:t>उत्पत्ति 37:25–26</w:t>
-        </w:r>
-      </w:hyperlink>
+      <w:r>
+        <w:rPr>
+          <w:lang w:val="hi_IN" w:bidi="hi_IN"/>
+        </w:rPr>
+        <w:t>1 इतिहास 01:28–31</w:t>
+      </w:r>
+    </w:p>
+    <w:p>
+      <w:pPr>
+        <w:pStyle w:val="ListBullet"/>
+        <w:spacing w:line="240" w:lineRule="auto"/>
+        <w:ind w:left="720"/>
+      </w:pPr>
+      <w:r>
+        <w:rPr>
+          <w:lang w:val="hi_IN" w:bidi="hi_IN"/>
+        </w:rPr>
+      </w:r>
+      <w:r>
+        <w:rPr>
+          <w:lang w:val="hi_IN" w:bidi="hi_IN"/>
+        </w:rPr>
+        <w:t>2 इतिहास 23:1–3</w:t>
+      </w:r>
+    </w:p>
+    <w:p>
+      <w:pPr>
+        <w:pStyle w:val="ListBullet"/>
+        <w:spacing w:line="240" w:lineRule="auto"/>
+        <w:ind w:left="720"/>
+      </w:pPr>
+      <w:r>
+        <w:rPr>
+          <w:lang w:val="hi_IN" w:bidi="hi_IN"/>
+        </w:rPr>
+      </w:r>
+      <w:r>
+        <w:rPr>
+          <w:lang w:val="hi_IN" w:bidi="hi_IN"/>
+        </w:rPr>
+        <w:t>उत्पत्ति 16:11–12</w:t>
+      </w:r>
+    </w:p>
+    <w:p>
+      <w:pPr>
+        <w:pStyle w:val="ListBullet"/>
+        <w:spacing w:line="240" w:lineRule="auto"/>
+        <w:ind w:left="720"/>
+      </w:pPr>
+      <w:r>
+        <w:rPr>
+          <w:lang w:val="hi_IN" w:bidi="hi_IN"/>
+        </w:rPr>
+      </w:r>
+      <w:r>
+        <w:rPr>
+          <w:lang w:val="hi_IN" w:bidi="hi_IN"/>
+        </w:rPr>
+        <w:t>उत्पत्ति 25:9–11</w:t>
+      </w:r>
+    </w:p>
+    <w:p>
+      <w:pPr>
+        <w:pStyle w:val="ListBullet"/>
+        <w:spacing w:line="240" w:lineRule="auto"/>
+        <w:ind w:left="720"/>
+      </w:pPr>
+      <w:r>
+        <w:rPr>
+          <w:lang w:val="hi_IN" w:bidi="hi_IN"/>
+        </w:rPr>
+      </w:r>
+      <w:r>
+        <w:rPr>
+          <w:lang w:val="hi_IN" w:bidi="hi_IN"/>
+        </w:rPr>
+        <w:t>उत्पत्ति 25:13–16</w:t>
+      </w:r>
+    </w:p>
+    <w:p>
+      <w:pPr>
+        <w:pStyle w:val="ListBullet"/>
+        <w:spacing w:line="240" w:lineRule="auto"/>
+        <w:ind w:left="720"/>
+      </w:pPr>
+      <w:r>
+        <w:rPr>
+          <w:lang w:val="hi_IN" w:bidi="hi_IN"/>
+        </w:rPr>
+      </w:r>
+      <w:r>
+        <w:rPr>
+          <w:lang w:val="hi_IN" w:bidi="hi_IN"/>
+        </w:rPr>
+        <w:t>उत्पत्ति 37:25–26</w:t>
+      </w:r>
     </w:p>
     <w:p>
       <w:pPr>
@@ -2475,210 +2319,156 @@
           <w:lang w:val="hi_IN" w:bidi="hi_IN"/>
         </w:rPr>
       </w:r>
-      <w:hyperlink r:id="rId36">
-        <w:r>
-          <w:rPr>
-            <w:lang w:val="hi_IN" w:bidi="hi_IN"/>
-          </w:rPr>
-          <w:rPr>
-            <w:color w:val="0000EE"/>
-            <w:u w:val="single"/>
-          </w:rPr>
-          <w:t>गलातियों 4:28–29</w:t>
-        </w:r>
-      </w:hyperlink>
-    </w:p>
-    <w:p>
-      <w:pPr>
-        <w:pStyle w:val="ListBullet"/>
-        <w:spacing w:line="240" w:lineRule="auto"/>
-        <w:ind w:left="720"/>
-      </w:pPr>
-      <w:r>
-        <w:rPr>
-          <w:lang w:val="hi_IN" w:bidi="hi_IN"/>
-        </w:rPr>
-      </w:r>
-      <w:hyperlink r:id="rId33">
-        <w:r>
-          <w:rPr>
-            <w:lang w:val="hi_IN" w:bidi="hi_IN"/>
-          </w:rPr>
-          <w:rPr>
-            <w:color w:val="0000EE"/>
-            <w:u w:val="single"/>
-          </w:rPr>
-          <w:t>उत्पत्ति 25:9–11</w:t>
-        </w:r>
-      </w:hyperlink>
-    </w:p>
-    <w:p>
-      <w:pPr>
-        <w:pStyle w:val="ListBullet"/>
-        <w:spacing w:line="240" w:lineRule="auto"/>
-        <w:ind w:left="720"/>
-      </w:pPr>
-      <w:r>
-        <w:rPr>
-          <w:lang w:val="hi_IN" w:bidi="hi_IN"/>
-        </w:rPr>
-      </w:r>
-      <w:hyperlink r:id="rId37">
-        <w:r>
-          <w:rPr>
-            <w:lang w:val="hi_IN" w:bidi="hi_IN"/>
-          </w:rPr>
-          <w:rPr>
-            <w:color w:val="0000EE"/>
-            <w:u w:val="single"/>
-          </w:rPr>
-          <w:t>उत्पत्ति 25:19</w:t>
-        </w:r>
-      </w:hyperlink>
-    </w:p>
-    <w:p>
-      <w:pPr>
-        <w:pStyle w:val="ListBullet"/>
-        <w:spacing w:line="240" w:lineRule="auto"/>
-        <w:ind w:left="720"/>
-      </w:pPr>
-      <w:r>
-        <w:rPr>
-          <w:lang w:val="hi_IN" w:bidi="hi_IN"/>
-        </w:rPr>
-      </w:r>
-      <w:hyperlink r:id="rId38">
-        <w:r>
-          <w:rPr>
-            <w:lang w:val="hi_IN" w:bidi="hi_IN"/>
-          </w:rPr>
-          <w:rPr>
-            <w:color w:val="0000EE"/>
-            <w:u w:val="single"/>
-          </w:rPr>
-          <w:t>उत्पत्ति 26:1</w:t>
-        </w:r>
-      </w:hyperlink>
-    </w:p>
-    <w:p>
-      <w:pPr>
-        <w:pStyle w:val="ListBullet"/>
-        <w:spacing w:line="240" w:lineRule="auto"/>
-        <w:ind w:left="720"/>
-      </w:pPr>
-      <w:r>
-        <w:rPr>
-          <w:lang w:val="hi_IN" w:bidi="hi_IN"/>
-        </w:rPr>
-      </w:r>
-      <w:hyperlink r:id="rId39">
-        <w:r>
-          <w:rPr>
-            <w:lang w:val="hi_IN" w:bidi="hi_IN"/>
-          </w:rPr>
-          <w:rPr>
-            <w:color w:val="0000EE"/>
-            <w:u w:val="single"/>
-          </w:rPr>
-          <w:t>उत्पत्ति 26:8</w:t>
-        </w:r>
-      </w:hyperlink>
-    </w:p>
-    <w:p>
-      <w:pPr>
-        <w:pStyle w:val="ListBullet"/>
-        <w:spacing w:line="240" w:lineRule="auto"/>
-        <w:ind w:left="720"/>
-      </w:pPr>
-      <w:r>
-        <w:rPr>
-          <w:lang w:val="hi_IN" w:bidi="hi_IN"/>
-        </w:rPr>
-      </w:r>
-      <w:hyperlink r:id="rId40">
-        <w:r>
-          <w:rPr>
-            <w:lang w:val="hi_IN" w:bidi="hi_IN"/>
-          </w:rPr>
-          <w:rPr>
-            <w:color w:val="0000EE"/>
-            <w:u w:val="single"/>
-          </w:rPr>
-          <w:t>उत्पत्ति 28:1–2</w:t>
-        </w:r>
-      </w:hyperlink>
-    </w:p>
-    <w:p>
-      <w:pPr>
-        <w:pStyle w:val="ListBullet"/>
-        <w:spacing w:line="240" w:lineRule="auto"/>
-        <w:ind w:left="720"/>
-      </w:pPr>
-      <w:r>
-        <w:rPr>
-          <w:lang w:val="hi_IN" w:bidi="hi_IN"/>
-        </w:rPr>
-      </w:r>
-      <w:hyperlink r:id="rId41">
-        <w:r>
-          <w:rPr>
-            <w:lang w:val="hi_IN" w:bidi="hi_IN"/>
-          </w:rPr>
-          <w:rPr>
-            <w:color w:val="0000EE"/>
-            <w:u w:val="single"/>
-          </w:rPr>
-          <w:t>उत्पत्ति 31:18</w:t>
-        </w:r>
-      </w:hyperlink>
-    </w:p>
-    <w:p>
-      <w:pPr>
-        <w:pStyle w:val="ListBullet"/>
-        <w:spacing w:line="240" w:lineRule="auto"/>
-        <w:ind w:left="720"/>
-      </w:pPr>
-      <w:r>
-        <w:rPr>
-          <w:lang w:val="hi_IN" w:bidi="hi_IN"/>
-        </w:rPr>
-      </w:r>
-      <w:hyperlink r:id="rId42">
-        <w:r>
-          <w:rPr>
-            <w:lang w:val="hi_IN" w:bidi="hi_IN"/>
-          </w:rPr>
-          <w:rPr>
-            <w:color w:val="0000EE"/>
-            <w:u w:val="single"/>
-          </w:rPr>
-          <w:t>मत्ती 8:11–13</w:t>
-        </w:r>
-      </w:hyperlink>
-    </w:p>
-    <w:p>
-      <w:pPr>
-        <w:pStyle w:val="ListBullet"/>
-        <w:spacing w:line="240" w:lineRule="auto"/>
-        <w:ind w:left="720"/>
-      </w:pPr>
-      <w:r>
-        <w:rPr>
-          <w:lang w:val="hi_IN" w:bidi="hi_IN"/>
-        </w:rPr>
-      </w:r>
-      <w:hyperlink r:id="rId43">
-        <w:r>
-          <w:rPr>
-            <w:lang w:val="hi_IN" w:bidi="hi_IN"/>
-          </w:rPr>
-          <w:rPr>
-            <w:color w:val="0000EE"/>
-            <w:u w:val="single"/>
-          </w:rPr>
-          <w:t>मत्ती 22:32</w:t>
-        </w:r>
-      </w:hyperlink>
+      <w:r>
+        <w:rPr>
+          <w:lang w:val="hi_IN" w:bidi="hi_IN"/>
+        </w:rPr>
+        <w:t>गलातियों 4:28–29</w:t>
+      </w:r>
+    </w:p>
+    <w:p>
+      <w:pPr>
+        <w:pStyle w:val="ListBullet"/>
+        <w:spacing w:line="240" w:lineRule="auto"/>
+        <w:ind w:left="720"/>
+      </w:pPr>
+      <w:r>
+        <w:rPr>
+          <w:lang w:val="hi_IN" w:bidi="hi_IN"/>
+        </w:rPr>
+      </w:r>
+      <w:r>
+        <w:rPr>
+          <w:lang w:val="hi_IN" w:bidi="hi_IN"/>
+        </w:rPr>
+        <w:t>उत्पत्ति 25:9–11</w:t>
+      </w:r>
+    </w:p>
+    <w:p>
+      <w:pPr>
+        <w:pStyle w:val="ListBullet"/>
+        <w:spacing w:line="240" w:lineRule="auto"/>
+        <w:ind w:left="720"/>
+      </w:pPr>
+      <w:r>
+        <w:rPr>
+          <w:lang w:val="hi_IN" w:bidi="hi_IN"/>
+        </w:rPr>
+      </w:r>
+      <w:r>
+        <w:rPr>
+          <w:lang w:val="hi_IN" w:bidi="hi_IN"/>
+        </w:rPr>
+        <w:t>उत्पत्ति 25:19</w:t>
+      </w:r>
+    </w:p>
+    <w:p>
+      <w:pPr>
+        <w:pStyle w:val="ListBullet"/>
+        <w:spacing w:line="240" w:lineRule="auto"/>
+        <w:ind w:left="720"/>
+      </w:pPr>
+      <w:r>
+        <w:rPr>
+          <w:lang w:val="hi_IN" w:bidi="hi_IN"/>
+        </w:rPr>
+      </w:r>
+      <w:r>
+        <w:rPr>
+          <w:lang w:val="hi_IN" w:bidi="hi_IN"/>
+        </w:rPr>
+        <w:t>उत्पत्ति 26:1</w:t>
+      </w:r>
+    </w:p>
+    <w:p>
+      <w:pPr>
+        <w:pStyle w:val="ListBullet"/>
+        <w:spacing w:line="240" w:lineRule="auto"/>
+        <w:ind w:left="720"/>
+      </w:pPr>
+      <w:r>
+        <w:rPr>
+          <w:lang w:val="hi_IN" w:bidi="hi_IN"/>
+        </w:rPr>
+      </w:r>
+      <w:r>
+        <w:rPr>
+          <w:lang w:val="hi_IN" w:bidi="hi_IN"/>
+        </w:rPr>
+        <w:t>उत्पत्ति 26:8</w:t>
+      </w:r>
+    </w:p>
+    <w:p>
+      <w:pPr>
+        <w:pStyle w:val="ListBullet"/>
+        <w:spacing w:line="240" w:lineRule="auto"/>
+        <w:ind w:left="720"/>
+      </w:pPr>
+      <w:r>
+        <w:rPr>
+          <w:lang w:val="hi_IN" w:bidi="hi_IN"/>
+        </w:rPr>
+      </w:r>
+      <w:r>
+        <w:rPr>
+          <w:lang w:val="hi_IN" w:bidi="hi_IN"/>
+        </w:rPr>
+        <w:t>उत्पत्ति 28:1–2</w:t>
+      </w:r>
+    </w:p>
+    <w:p>
+      <w:pPr>
+        <w:pStyle w:val="ListBullet"/>
+        <w:spacing w:line="240" w:lineRule="auto"/>
+        <w:ind w:left="720"/>
+      </w:pPr>
+      <w:r>
+        <w:rPr>
+          <w:lang w:val="hi_IN" w:bidi="hi_IN"/>
+        </w:rPr>
+      </w:r>
+      <w:r>
+        <w:rPr>
+          <w:lang w:val="hi_IN" w:bidi="hi_IN"/>
+        </w:rPr>
+        <w:t>उत्पत्ति 31:18</w:t>
+      </w:r>
+    </w:p>
+    <w:p>
+      <w:pPr>
+        <w:pStyle w:val="ListBullet"/>
+        <w:spacing w:line="240" w:lineRule="auto"/>
+        <w:ind w:left="720"/>
+      </w:pPr>
+      <w:r>
+        <w:rPr>
+          <w:lang w:val="hi_IN" w:bidi="hi_IN"/>
+        </w:rPr>
+      </w:r>
+      <w:r>
+        <w:rPr>
+          <w:lang w:val="hi_IN" w:bidi="hi_IN"/>
+        </w:rPr>
+        <w:t>मत्ती 8:11–13</w:t>
+      </w:r>
+    </w:p>
+    <w:p>
+      <w:pPr>
+        <w:pStyle w:val="ListBullet"/>
+        <w:spacing w:line="240" w:lineRule="auto"/>
+        <w:ind w:left="720"/>
+      </w:pPr>
+      <w:r>
+        <w:rPr>
+          <w:lang w:val="hi_IN" w:bidi="hi_IN"/>
+        </w:rPr>
+      </w:r>
+      <w:r>
+        <w:rPr>
+          <w:lang w:val="hi_IN" w:bidi="hi_IN"/>
+        </w:rPr>
+        <w:t>मत्ती 22:32</w:t>
+      </w:r>
     </w:p>
     <w:p>
       <w:pPr>
@@ -3180,258 +2970,192 @@
           <w:lang w:val="hi_IN" w:bidi="hi_IN"/>
         </w:rPr>
       </w:r>
-      <w:hyperlink r:id="rId17">
-        <w:r>
-          <w:rPr>
-            <w:lang w:val="hi_IN" w:bidi="hi_IN"/>
-          </w:rPr>
-          <w:rPr>
-            <w:color w:val="0000EE"/>
-            <w:u w:val="single"/>
-          </w:rPr>
-          <w:t>1 इतिहास 10:1–3</w:t>
-        </w:r>
-      </w:hyperlink>
-    </w:p>
-    <w:p>
-      <w:pPr>
-        <w:pStyle w:val="ListBullet"/>
-        <w:spacing w:line="240" w:lineRule="auto"/>
-        <w:ind w:left="720"/>
-      </w:pPr>
-      <w:r>
-        <w:rPr>
-          <w:lang w:val="hi_IN" w:bidi="hi_IN"/>
-        </w:rPr>
-      </w:r>
-      <w:hyperlink r:id="rId44">
-        <w:r>
-          <w:rPr>
-            <w:lang w:val="hi_IN" w:bidi="hi_IN"/>
-          </w:rPr>
-          <w:rPr>
-            <w:color w:val="0000EE"/>
-            <w:u w:val="single"/>
-          </w:rPr>
-          <w:t>1 राजा 08:1–2</w:t>
-        </w:r>
-      </w:hyperlink>
-    </w:p>
-    <w:p>
-      <w:pPr>
-        <w:pStyle w:val="ListBullet"/>
-        <w:spacing w:line="240" w:lineRule="auto"/>
-        <w:ind w:left="720"/>
-      </w:pPr>
-      <w:r>
-        <w:rPr>
-          <w:lang w:val="hi_IN" w:bidi="hi_IN"/>
-        </w:rPr>
-      </w:r>
-      <w:hyperlink r:id="rId45">
-        <w:r>
-          <w:rPr>
-            <w:lang w:val="hi_IN" w:bidi="hi_IN"/>
-          </w:rPr>
-          <w:rPr>
-            <w:color w:val="0000EE"/>
-            <w:u w:val="single"/>
-          </w:rPr>
-          <w:t>प्रे.का. 02:34–36</w:t>
-        </w:r>
-      </w:hyperlink>
-    </w:p>
-    <w:p>
-      <w:pPr>
-        <w:pStyle w:val="ListBullet"/>
-        <w:spacing w:line="240" w:lineRule="auto"/>
-        <w:ind w:left="720"/>
-      </w:pPr>
-      <w:r>
-        <w:rPr>
-          <w:lang w:val="hi_IN" w:bidi="hi_IN"/>
-        </w:rPr>
-      </w:r>
-      <w:hyperlink r:id="rId46">
-        <w:r>
-          <w:rPr>
-            <w:lang w:val="hi_IN" w:bidi="hi_IN"/>
-          </w:rPr>
-          <w:rPr>
-            <w:color w:val="0000EE"/>
-            <w:u w:val="single"/>
-          </w:rPr>
-          <w:t>प्रे.का. 07:22–25</w:t>
-        </w:r>
-      </w:hyperlink>
-    </w:p>
-    <w:p>
-      <w:pPr>
-        <w:pStyle w:val="ListBullet"/>
-        <w:spacing w:line="240" w:lineRule="auto"/>
-        <w:ind w:left="720"/>
-      </w:pPr>
-      <w:r>
-        <w:rPr>
-          <w:lang w:val="hi_IN" w:bidi="hi_IN"/>
-        </w:rPr>
-      </w:r>
-      <w:hyperlink r:id="rId47">
-        <w:r>
-          <w:rPr>
-            <w:lang w:val="hi_IN" w:bidi="hi_IN"/>
-          </w:rPr>
-          <w:rPr>
-            <w:color w:val="0000EE"/>
-            <w:u w:val="single"/>
-          </w:rPr>
-          <w:t>प्रे.का. 13:23–25</w:t>
-        </w:r>
-      </w:hyperlink>
-    </w:p>
-    <w:p>
-      <w:pPr>
-        <w:pStyle w:val="ListBullet"/>
-        <w:spacing w:line="240" w:lineRule="auto"/>
-        <w:ind w:left="720"/>
-      </w:pPr>
-      <w:r>
-        <w:rPr>
-          <w:lang w:val="hi_IN" w:bidi="hi_IN"/>
-        </w:rPr>
-      </w:r>
-      <w:hyperlink r:id="rId48">
-        <w:r>
-          <w:rPr>
-            <w:lang w:val="hi_IN" w:bidi="hi_IN"/>
-          </w:rPr>
-          <w:rPr>
-            <w:color w:val="0000EE"/>
-            <w:u w:val="single"/>
-          </w:rPr>
-          <w:t>यूहन्ना 01:49–51</w:t>
-        </w:r>
-      </w:hyperlink>
-    </w:p>
-    <w:p>
-      <w:pPr>
-        <w:pStyle w:val="ListBullet"/>
-        <w:spacing w:line="240" w:lineRule="auto"/>
-        <w:ind w:left="720"/>
-      </w:pPr>
-      <w:r>
-        <w:rPr>
-          <w:lang w:val="hi_IN" w:bidi="hi_IN"/>
-        </w:rPr>
-      </w:r>
-      <w:hyperlink r:id="rId49">
-        <w:r>
-          <w:rPr>
-            <w:lang w:val="hi_IN" w:bidi="hi_IN"/>
-          </w:rPr>
-          <w:rPr>
-            <w:color w:val="0000EE"/>
-            <w:u w:val="single"/>
-          </w:rPr>
-          <w:t>लूका 24:21</w:t>
-        </w:r>
-      </w:hyperlink>
-    </w:p>
-    <w:p>
-      <w:pPr>
-        <w:pStyle w:val="ListBullet"/>
-        <w:spacing w:line="240" w:lineRule="auto"/>
-        <w:ind w:left="720"/>
-      </w:pPr>
-      <w:r>
-        <w:rPr>
-          <w:lang w:val="hi_IN" w:bidi="hi_IN"/>
-        </w:rPr>
-      </w:r>
-      <w:hyperlink r:id="rId50">
-        <w:r>
-          <w:rPr>
-            <w:lang w:val="hi_IN" w:bidi="hi_IN"/>
-          </w:rPr>
-          <w:rPr>
-            <w:color w:val="0000EE"/>
-            <w:u w:val="single"/>
-          </w:rPr>
-          <w:t>मरकुस 12:28–31</w:t>
-        </w:r>
-      </w:hyperlink>
-    </w:p>
-    <w:p>
-      <w:pPr>
-        <w:pStyle w:val="ListBullet"/>
-        <w:spacing w:line="240" w:lineRule="auto"/>
-        <w:ind w:left="720"/>
-      </w:pPr>
-      <w:r>
-        <w:rPr>
-          <w:lang w:val="hi_IN" w:bidi="hi_IN"/>
-        </w:rPr>
-      </w:r>
-      <w:hyperlink r:id="rId51">
-        <w:r>
-          <w:rPr>
-            <w:lang w:val="hi_IN" w:bidi="hi_IN"/>
-          </w:rPr>
-          <w:rPr>
-            <w:color w:val="0000EE"/>
-            <w:u w:val="single"/>
-          </w:rPr>
-          <w:t>मत्ती 02:4–6</w:t>
-        </w:r>
-      </w:hyperlink>
-    </w:p>
-    <w:p>
-      <w:pPr>
-        <w:pStyle w:val="ListBullet"/>
-        <w:spacing w:line="240" w:lineRule="auto"/>
-        <w:ind w:left="720"/>
-      </w:pPr>
-      <w:r>
-        <w:rPr>
-          <w:lang w:val="hi_IN" w:bidi="hi_IN"/>
-        </w:rPr>
-      </w:r>
-      <w:hyperlink r:id="rId52">
-        <w:r>
-          <w:rPr>
-            <w:lang w:val="hi_IN" w:bidi="hi_IN"/>
-          </w:rPr>
-          <w:rPr>
-            <w:color w:val="0000EE"/>
-            <w:u w:val="single"/>
-          </w:rPr>
-          <w:t>मत्ती 27:9–10</w:t>
-        </w:r>
-      </w:hyperlink>
-    </w:p>
-    <w:p>
-      <w:pPr>
-        <w:pStyle w:val="ListBullet"/>
-        <w:spacing w:line="240" w:lineRule="auto"/>
-        <w:ind w:left="720"/>
-      </w:pPr>
-      <w:r>
-        <w:rPr>
-          <w:lang w:val="hi_IN" w:bidi="hi_IN"/>
-        </w:rPr>
-      </w:r>
-      <w:hyperlink r:id="rId31">
-        <w:r>
-          <w:rPr>
-            <w:lang w:val="hi_IN" w:bidi="hi_IN"/>
-          </w:rPr>
-          <w:rPr>
-            <w:color w:val="0000EE"/>
-            <w:u w:val="single"/>
-          </w:rPr>
-          <w:t>फिलिप्पियों 03:4–5</w:t>
-        </w:r>
-      </w:hyperlink>
+      <w:r>
+        <w:rPr>
+          <w:lang w:val="hi_IN" w:bidi="hi_IN"/>
+        </w:rPr>
+        <w:t>1 इतिहास 10:1–3</w:t>
+      </w:r>
+    </w:p>
+    <w:p>
+      <w:pPr>
+        <w:pStyle w:val="ListBullet"/>
+        <w:spacing w:line="240" w:lineRule="auto"/>
+        <w:ind w:left="720"/>
+      </w:pPr>
+      <w:r>
+        <w:rPr>
+          <w:lang w:val="hi_IN" w:bidi="hi_IN"/>
+        </w:rPr>
+      </w:r>
+      <w:r>
+        <w:rPr>
+          <w:lang w:val="hi_IN" w:bidi="hi_IN"/>
+        </w:rPr>
+        <w:t>1 राजा 08:1–2</w:t>
+      </w:r>
+    </w:p>
+    <w:p>
+      <w:pPr>
+        <w:pStyle w:val="ListBullet"/>
+        <w:spacing w:line="240" w:lineRule="auto"/>
+        <w:ind w:left="720"/>
+      </w:pPr>
+      <w:r>
+        <w:rPr>
+          <w:lang w:val="hi_IN" w:bidi="hi_IN"/>
+        </w:rPr>
+      </w:r>
+      <w:r>
+        <w:rPr>
+          <w:lang w:val="hi_IN" w:bidi="hi_IN"/>
+        </w:rPr>
+        <w:t>प्रे.का. 02:34–36</w:t>
+      </w:r>
+    </w:p>
+    <w:p>
+      <w:pPr>
+        <w:pStyle w:val="ListBullet"/>
+        <w:spacing w:line="240" w:lineRule="auto"/>
+        <w:ind w:left="720"/>
+      </w:pPr>
+      <w:r>
+        <w:rPr>
+          <w:lang w:val="hi_IN" w:bidi="hi_IN"/>
+        </w:rPr>
+      </w:r>
+      <w:r>
+        <w:rPr>
+          <w:lang w:val="hi_IN" w:bidi="hi_IN"/>
+        </w:rPr>
+        <w:t>प्रे.का. 07:22–25</w:t>
+      </w:r>
+    </w:p>
+    <w:p>
+      <w:pPr>
+        <w:pStyle w:val="ListBullet"/>
+        <w:spacing w:line="240" w:lineRule="auto"/>
+        <w:ind w:left="720"/>
+      </w:pPr>
+      <w:r>
+        <w:rPr>
+          <w:lang w:val="hi_IN" w:bidi="hi_IN"/>
+        </w:rPr>
+      </w:r>
+      <w:r>
+        <w:rPr>
+          <w:lang w:val="hi_IN" w:bidi="hi_IN"/>
+        </w:rPr>
+        <w:t>प्रे.का. 13:23–25</w:t>
+      </w:r>
+    </w:p>
+    <w:p>
+      <w:pPr>
+        <w:pStyle w:val="ListBullet"/>
+        <w:spacing w:line="240" w:lineRule="auto"/>
+        <w:ind w:left="720"/>
+      </w:pPr>
+      <w:r>
+        <w:rPr>
+          <w:lang w:val="hi_IN" w:bidi="hi_IN"/>
+        </w:rPr>
+      </w:r>
+      <w:r>
+        <w:rPr>
+          <w:lang w:val="hi_IN" w:bidi="hi_IN"/>
+        </w:rPr>
+        <w:t>यूहन्ना 01:49–51</w:t>
+      </w:r>
+    </w:p>
+    <w:p>
+      <w:pPr>
+        <w:pStyle w:val="ListBullet"/>
+        <w:spacing w:line="240" w:lineRule="auto"/>
+        <w:ind w:left="720"/>
+      </w:pPr>
+      <w:r>
+        <w:rPr>
+          <w:lang w:val="hi_IN" w:bidi="hi_IN"/>
+        </w:rPr>
+      </w:r>
+      <w:r>
+        <w:rPr>
+          <w:lang w:val="hi_IN" w:bidi="hi_IN"/>
+        </w:rPr>
+        <w:t>लूका 24:21</w:t>
+      </w:r>
+    </w:p>
+    <w:p>
+      <w:pPr>
+        <w:pStyle w:val="ListBullet"/>
+        <w:spacing w:line="240" w:lineRule="auto"/>
+        <w:ind w:left="720"/>
+      </w:pPr>
+      <w:r>
+        <w:rPr>
+          <w:lang w:val="hi_IN" w:bidi="hi_IN"/>
+        </w:rPr>
+      </w:r>
+      <w:r>
+        <w:rPr>
+          <w:lang w:val="hi_IN" w:bidi="hi_IN"/>
+        </w:rPr>
+        <w:t>मरकुस 12:28–31</w:t>
+      </w:r>
+    </w:p>
+    <w:p>
+      <w:pPr>
+        <w:pStyle w:val="ListBullet"/>
+        <w:spacing w:line="240" w:lineRule="auto"/>
+        <w:ind w:left="720"/>
+      </w:pPr>
+      <w:r>
+        <w:rPr>
+          <w:lang w:val="hi_IN" w:bidi="hi_IN"/>
+        </w:rPr>
+      </w:r>
+      <w:r>
+        <w:rPr>
+          <w:lang w:val="hi_IN" w:bidi="hi_IN"/>
+        </w:rPr>
+        <w:t>मत्ती 02:4–6</w:t>
+      </w:r>
+    </w:p>
+    <w:p>
+      <w:pPr>
+        <w:pStyle w:val="ListBullet"/>
+        <w:spacing w:line="240" w:lineRule="auto"/>
+        <w:ind w:left="720"/>
+      </w:pPr>
+      <w:r>
+        <w:rPr>
+          <w:lang w:val="hi_IN" w:bidi="hi_IN"/>
+        </w:rPr>
+      </w:r>
+      <w:r>
+        <w:rPr>
+          <w:lang w:val="hi_IN" w:bidi="hi_IN"/>
+        </w:rPr>
+        <w:t>मत्ती 27:9–10</w:t>
+      </w:r>
+    </w:p>
+    <w:p>
+      <w:pPr>
+        <w:pStyle w:val="ListBullet"/>
+        <w:spacing w:line="240" w:lineRule="auto"/>
+        <w:ind w:left="720"/>
+      </w:pPr>
+      <w:r>
+        <w:rPr>
+          <w:lang w:val="hi_IN" w:bidi="hi_IN"/>
+        </w:rPr>
+      </w:r>
+      <w:r>
+        <w:rPr>
+          <w:lang w:val="hi_IN" w:bidi="hi_IN"/>
+        </w:rPr>
+        <w:t>फिलिप्पियों 03:4–5</w:t>
+      </w:r>
     </w:p>
     <w:p>
       <w:pPr>
@@ -4137,90 +3861,66 @@
           <w:lang w:val="hi_IN" w:bidi="hi_IN"/>
         </w:rPr>
       </w:r>
-      <w:hyperlink r:id="rId53">
-        <w:r>
-          <w:rPr>
-            <w:lang w:val="hi_IN" w:bidi="hi_IN"/>
-          </w:rPr>
-          <w:rPr>
-            <w:color w:val="0000EE"/>
-            <w:u w:val="single"/>
-          </w:rPr>
-          <w:t>प्रे.का. 26:7</w:t>
-        </w:r>
-      </w:hyperlink>
-    </w:p>
-    <w:p>
-      <w:pPr>
-        <w:pStyle w:val="ListBullet"/>
-        <w:spacing w:line="240" w:lineRule="auto"/>
-        <w:ind w:left="720"/>
-      </w:pPr>
-      <w:r>
-        <w:rPr>
-          <w:lang w:val="hi_IN" w:bidi="hi_IN"/>
-        </w:rPr>
-      </w:r>
-      <w:hyperlink r:id="rId54">
-        <w:r>
-          <w:rPr>
-            <w:lang w:val="hi_IN" w:bidi="hi_IN"/>
-          </w:rPr>
-          <w:rPr>
-            <w:color w:val="0000EE"/>
-            <w:u w:val="single"/>
-          </w:rPr>
-          <w:t>उत्पत्ति 49:28</w:t>
-        </w:r>
-      </w:hyperlink>
-    </w:p>
-    <w:p>
-      <w:pPr>
-        <w:pStyle w:val="ListBullet"/>
-        <w:spacing w:line="240" w:lineRule="auto"/>
-        <w:ind w:left="720"/>
-      </w:pPr>
-      <w:r>
-        <w:rPr>
-          <w:lang w:val="hi_IN" w:bidi="hi_IN"/>
-        </w:rPr>
-      </w:r>
-      <w:hyperlink r:id="rId55">
-        <w:r>
-          <w:rPr>
-            <w:lang w:val="hi_IN" w:bidi="hi_IN"/>
-          </w:rPr>
-          <w:rPr>
-            <w:color w:val="0000EE"/>
-            <w:u w:val="single"/>
-          </w:rPr>
-          <w:t>लूका 22:28–30</w:t>
-        </w:r>
-      </w:hyperlink>
-    </w:p>
-    <w:p>
-      <w:pPr>
-        <w:pStyle w:val="ListBullet"/>
-        <w:spacing w:line="240" w:lineRule="auto"/>
-        <w:ind w:left="720"/>
-      </w:pPr>
-      <w:r>
-        <w:rPr>
-          <w:lang w:val="hi_IN" w:bidi="hi_IN"/>
-        </w:rPr>
-      </w:r>
-      <w:hyperlink r:id="rId56">
-        <w:r>
-          <w:rPr>
-            <w:lang w:val="hi_IN" w:bidi="hi_IN"/>
-          </w:rPr>
-          <w:rPr>
-            <w:color w:val="0000EE"/>
-            <w:u w:val="single"/>
-          </w:rPr>
-          <w:t>मत्ती 19:28</w:t>
-        </w:r>
-      </w:hyperlink>
+      <w:r>
+        <w:rPr>
+          <w:lang w:val="hi_IN" w:bidi="hi_IN"/>
+        </w:rPr>
+        <w:t>प्रे.का. 26:7</w:t>
+      </w:r>
+    </w:p>
+    <w:p>
+      <w:pPr>
+        <w:pStyle w:val="ListBullet"/>
+        <w:spacing w:line="240" w:lineRule="auto"/>
+        <w:ind w:left="720"/>
+      </w:pPr>
+      <w:r>
+        <w:rPr>
+          <w:lang w:val="hi_IN" w:bidi="hi_IN"/>
+        </w:rPr>
+      </w:r>
+      <w:r>
+        <w:rPr>
+          <w:lang w:val="hi_IN" w:bidi="hi_IN"/>
+        </w:rPr>
+        <w:t>उत्पत्ति 49:28</w:t>
+      </w:r>
+    </w:p>
+    <w:p>
+      <w:pPr>
+        <w:pStyle w:val="ListBullet"/>
+        <w:spacing w:line="240" w:lineRule="auto"/>
+        <w:ind w:left="720"/>
+      </w:pPr>
+      <w:r>
+        <w:rPr>
+          <w:lang w:val="hi_IN" w:bidi="hi_IN"/>
+        </w:rPr>
+      </w:r>
+      <w:r>
+        <w:rPr>
+          <w:lang w:val="hi_IN" w:bidi="hi_IN"/>
+        </w:rPr>
+        <w:t>लूका 22:28–30</w:t>
+      </w:r>
+    </w:p>
+    <w:p>
+      <w:pPr>
+        <w:pStyle w:val="ListBullet"/>
+        <w:spacing w:line="240" w:lineRule="auto"/>
+        <w:ind w:left="720"/>
+      </w:pPr>
+      <w:r>
+        <w:rPr>
+          <w:lang w:val="hi_IN" w:bidi="hi_IN"/>
+        </w:rPr>
+      </w:r>
+      <w:r>
+        <w:rPr>
+          <w:lang w:val="hi_IN" w:bidi="hi_IN"/>
+        </w:rPr>
+        <w:t>मत्ती 19:28</w:t>
+      </w:r>
     </w:p>
     <w:p>
       <w:pPr>
@@ -4508,66 +4208,48 @@
           <w:lang w:val="hi_IN" w:bidi="hi_IN"/>
         </w:rPr>
       </w:r>
-      <w:hyperlink r:id="rId18">
-        <w:r>
-          <w:rPr>
-            <w:lang w:val="hi_IN" w:bidi="hi_IN"/>
-          </w:rPr>
-          <w:rPr>
-            <w:color w:val="0000EE"/>
-            <w:u w:val="single"/>
-          </w:rPr>
-          <w:t>2 इतिहास 35:18</w:t>
-        </w:r>
-      </w:hyperlink>
-    </w:p>
-    <w:p>
-      <w:pPr>
-        <w:pStyle w:val="ListBullet"/>
-        <w:spacing w:line="240" w:lineRule="auto"/>
-        <w:ind w:left="720"/>
-      </w:pPr>
-      <w:r>
-        <w:rPr>
-          <w:lang w:val="hi_IN" w:bidi="hi_IN"/>
-        </w:rPr>
-      </w:r>
-      <w:hyperlink r:id="rId57">
-        <w:r>
-          <w:rPr>
-            <w:lang w:val="hi_IN" w:bidi="hi_IN"/>
-          </w:rPr>
-          <w:rPr>
-            <w:color w:val="0000EE"/>
-            <w:u w:val="single"/>
-          </w:rPr>
-          <w:t>यिर्मयाह 5:11</w:t>
-        </w:r>
-      </w:hyperlink>
-    </w:p>
-    <w:p>
-      <w:pPr>
-        <w:pStyle w:val="ListBullet"/>
-        <w:spacing w:line="240" w:lineRule="auto"/>
-        <w:ind w:left="720"/>
-      </w:pPr>
-      <w:r>
-        <w:rPr>
-          <w:lang w:val="hi_IN" w:bidi="hi_IN"/>
-        </w:rPr>
-      </w:r>
-      <w:hyperlink r:id="rId58">
-        <w:r>
-          <w:rPr>
-            <w:lang w:val="hi_IN" w:bidi="hi_IN"/>
-          </w:rPr>
-          <w:rPr>
-            <w:color w:val="0000EE"/>
-            <w:u w:val="single"/>
-          </w:rPr>
-          <w:t>यिर्मयाह 9:26</w:t>
-        </w:r>
-      </w:hyperlink>
+      <w:r>
+        <w:rPr>
+          <w:lang w:val="hi_IN" w:bidi="hi_IN"/>
+        </w:rPr>
+        <w:t>2 इतिहास 35:18</w:t>
+      </w:r>
+    </w:p>
+    <w:p>
+      <w:pPr>
+        <w:pStyle w:val="ListBullet"/>
+        <w:spacing w:line="240" w:lineRule="auto"/>
+        <w:ind w:left="720"/>
+      </w:pPr>
+      <w:r>
+        <w:rPr>
+          <w:lang w:val="hi_IN" w:bidi="hi_IN"/>
+        </w:rPr>
+      </w:r>
+      <w:r>
+        <w:rPr>
+          <w:lang w:val="hi_IN" w:bidi="hi_IN"/>
+        </w:rPr>
+        <w:t>यिर्मयाह 5:11</w:t>
+      </w:r>
+    </w:p>
+    <w:p>
+      <w:pPr>
+        <w:pStyle w:val="ListBullet"/>
+        <w:spacing w:line="240" w:lineRule="auto"/>
+        <w:ind w:left="720"/>
+      </w:pPr>
+      <w:r>
+        <w:rPr>
+          <w:lang w:val="hi_IN" w:bidi="hi_IN"/>
+        </w:rPr>
+      </w:r>
+      <w:r>
+        <w:rPr>
+          <w:lang w:val="hi_IN" w:bidi="hi_IN"/>
+        </w:rPr>
+        <w:t>यिर्मयाह 9:26</w:t>
+      </w:r>
     </w:p>
     <w:p>
       <w:pPr>
@@ -5047,90 +4729,66 @@
           <w:lang w:val="hi_IN" w:bidi="hi_IN"/>
         </w:rPr>
       </w:r>
-      <w:hyperlink r:id="rId59">
-        <w:r>
-          <w:rPr>
-            <w:lang w:val="hi_IN" w:bidi="hi_IN"/>
-          </w:rPr>
-          <w:rPr>
-            <w:color w:val="0000EE"/>
-            <w:u w:val="single"/>
-          </w:rPr>
-          <w:t>निर्गमन 01:1–5</w:t>
-        </w:r>
-      </w:hyperlink>
-    </w:p>
-    <w:p>
-      <w:pPr>
-        <w:pStyle w:val="ListBullet"/>
-        <w:spacing w:line="240" w:lineRule="auto"/>
-        <w:ind w:left="720"/>
-      </w:pPr>
-      <w:r>
-        <w:rPr>
-          <w:lang w:val="hi_IN" w:bidi="hi_IN"/>
-        </w:rPr>
-      </w:r>
-      <w:hyperlink r:id="rId60">
-        <w:r>
-          <w:rPr>
-            <w:lang w:val="hi_IN" w:bidi="hi_IN"/>
-          </w:rPr>
-          <w:rPr>
-            <w:color w:val="0000EE"/>
-            <w:u w:val="single"/>
-          </w:rPr>
-          <w:t>यहेजकेल 48:23–26</w:t>
-        </w:r>
-      </w:hyperlink>
-    </w:p>
-    <w:p>
-      <w:pPr>
-        <w:pStyle w:val="ListBullet"/>
-        <w:spacing w:line="240" w:lineRule="auto"/>
-        <w:ind w:left="720"/>
-      </w:pPr>
-      <w:r>
-        <w:rPr>
-          <w:lang w:val="hi_IN" w:bidi="hi_IN"/>
-        </w:rPr>
-      </w:r>
-      <w:hyperlink r:id="rId61">
-        <w:r>
-          <w:rPr>
-            <w:lang w:val="hi_IN" w:bidi="hi_IN"/>
-          </w:rPr>
-          <w:rPr>
-            <w:color w:val="0000EE"/>
-            <w:u w:val="single"/>
-          </w:rPr>
-          <w:t>उत्पत्ति 30:16–18</w:t>
-        </w:r>
-      </w:hyperlink>
-    </w:p>
-    <w:p>
-      <w:pPr>
-        <w:pStyle w:val="ListBullet"/>
-        <w:spacing w:line="240" w:lineRule="auto"/>
-        <w:ind w:left="720"/>
-      </w:pPr>
-      <w:r>
-        <w:rPr>
-          <w:lang w:val="hi_IN" w:bidi="hi_IN"/>
-        </w:rPr>
-      </w:r>
-      <w:hyperlink r:id="rId62">
-        <w:r>
-          <w:rPr>
-            <w:lang w:val="hi_IN" w:bidi="hi_IN"/>
-          </w:rPr>
-          <w:rPr>
-            <w:color w:val="0000EE"/>
-            <w:u w:val="single"/>
-          </w:rPr>
-          <w:t>यहोशू 17:9–10</w:t>
-        </w:r>
-      </w:hyperlink>
+      <w:r>
+        <w:rPr>
+          <w:lang w:val="hi_IN" w:bidi="hi_IN"/>
+        </w:rPr>
+        <w:t>निर्गमन 01:1–5</w:t>
+      </w:r>
+    </w:p>
+    <w:p>
+      <w:pPr>
+        <w:pStyle w:val="ListBullet"/>
+        <w:spacing w:line="240" w:lineRule="auto"/>
+        <w:ind w:left="720"/>
+      </w:pPr>
+      <w:r>
+        <w:rPr>
+          <w:lang w:val="hi_IN" w:bidi="hi_IN"/>
+        </w:rPr>
+      </w:r>
+      <w:r>
+        <w:rPr>
+          <w:lang w:val="hi_IN" w:bidi="hi_IN"/>
+        </w:rPr>
+        <w:t>यहेजकेल 48:23–26</w:t>
+      </w:r>
+    </w:p>
+    <w:p>
+      <w:pPr>
+        <w:pStyle w:val="ListBullet"/>
+        <w:spacing w:line="240" w:lineRule="auto"/>
+        <w:ind w:left="720"/>
+      </w:pPr>
+      <w:r>
+        <w:rPr>
+          <w:lang w:val="hi_IN" w:bidi="hi_IN"/>
+        </w:rPr>
+      </w:r>
+      <w:r>
+        <w:rPr>
+          <w:lang w:val="hi_IN" w:bidi="hi_IN"/>
+        </w:rPr>
+        <w:t>उत्पत्ति 30:16–18</w:t>
+      </w:r>
+    </w:p>
+    <w:p>
+      <w:pPr>
+        <w:pStyle w:val="ListBullet"/>
+        <w:spacing w:line="240" w:lineRule="auto"/>
+        <w:ind w:left="720"/>
+      </w:pPr>
+      <w:r>
+        <w:rPr>
+          <w:lang w:val="hi_IN" w:bidi="hi_IN"/>
+        </w:rPr>
+      </w:r>
+      <w:r>
+        <w:rPr>
+          <w:lang w:val="hi_IN" w:bidi="hi_IN"/>
+        </w:rPr>
+        <w:t>यहोशू 17:9–10</w:t>
+      </w:r>
     </w:p>
     <w:p>
       <w:pPr>

--- a/hin/docx/003.content.docx
+++ b/hin/docx/003.content.docx
@@ -2234,19 +2234,7 @@
         <w:rPr>
           <w:lang w:val="hi_IN" w:bidi="hi_IN"/>
         </w:rPr>
-        <w:t xml:space="preserve">, </w:t>
-      </w:r>
-      <w:r>
-        <w:rPr>
-          <w:lang w:val="hi_IN" w:bidi="hi_IN"/>
-        </w:rPr>
-        <w:t>सदाकालीन</w:t>
-      </w:r>
-      <w:r>
-        <w:rPr>
-          <w:lang w:val="hi_IN" w:bidi="hi_IN"/>
-        </w:rPr>
-        <w:t xml:space="preserve">, </w:t>
+        <w:t xml:space="preserve">, सदाकालीन, </w:t>
       </w:r>
       <w:r>
         <w:rPr>
